--- a/fuentes/CF01_63110190_DU.docx
+++ b/fuentes/CF01_63110190_DU.docx
@@ -210,7 +210,7 @@
               </wp:anchor>
             </w:drawing>
           </mc:Choice>
-          <mc:Fallback xmlns:a="http://schemas.openxmlformats.org/drawingml/2006/main" xmlns:adec="http://schemas.microsoft.com/office/drawing/2017/decorative" xmlns:pic="http://schemas.openxmlformats.org/drawingml/2006/picture" xmlns:a14="http://schemas.microsoft.com/office/drawing/2010/main" xmlns:w16sdtfl="http://schemas.microsoft.com/office/word/2024/wordml/sdtformatlock" xmlns:w16du="http://schemas.microsoft.com/office/word/2023/wordml/word16du" xmlns:oel="http://schemas.microsoft.com/office/2019/extlst">
+          <mc:Fallback xmlns:oel="http://schemas.microsoft.com/office/2019/extlst" xmlns:w16du="http://schemas.microsoft.com/office/word/2023/wordml/word16du" xmlns:w16sdtfl="http://schemas.microsoft.com/office/word/2024/wordml/sdtformatlock" xmlns:a14="http://schemas.microsoft.com/office/drawing/2010/main" xmlns:pic="http://schemas.openxmlformats.org/drawingml/2006/picture" xmlns:adec="http://schemas.microsoft.com/office/drawing/2017/decorative" xmlns:a="http://schemas.openxmlformats.org/drawingml/2006/main">
             <w:pict w14:anchorId="75509E97">
               <v:rect id="Rectángulo 3" style="position:absolute;margin-left:-55.7pt;margin-top:26.5pt;width:613.85pt;height:204pt;z-index:-251655168;visibility:visible;mso-wrap-style:square;mso-height-percent:0;mso-wrap-distance-left:9pt;mso-wrap-distance-top:0;mso-wrap-distance-right:9pt;mso-wrap-distance-bottom:0;mso-position-horizontal:absolute;mso-position-horizontal-relative:text;mso-position-vertical:absolute;mso-position-vertical-relative:text;mso-height-percent:0;mso-height-relative:margin;v-text-anchor:middle" alt="&quot;&quot;" o:spid="_x0000_s1026" fillcolor="#00314d" stroked="f" strokeweight="1pt" w14:anchorId="04BF2410" o:gfxdata="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"/>
             </w:pict>
@@ -600,7 +600,7 @@
           <w:r>
             <w:fldChar w:fldCharType="separate"/>
           </w:r>
-          <w:hyperlink w:anchor="_Toc203122033" w:history="1">
+          <w:hyperlink w:anchor="_Toc205657412" w:history="1">
             <w:r>
               <w:rPr>
                 <w:rStyle w:val="Hipervnculo"/>
@@ -627,7 +627,7 @@
                 <w:noProof/>
                 <w:webHidden/>
               </w:rPr>
-              <w:instrText xml:space="preserve"> PAGEREF _Toc203122033 \h </w:instrText>
+              <w:instrText xml:space="preserve"> PAGEREF _Toc205657412 \h </w:instrText>
             </w:r>
             <w:r>
               <w:rPr>
@@ -674,7 +674,7 @@
               <w14:ligatures w14:val="none"/>
             </w:rPr>
           </w:pPr>
-          <w:hyperlink w:anchor="_Toc203122034" w:history="1">
+          <w:hyperlink w:anchor="_Toc205657413" w:history="1">
             <w:r>
               <w:rPr>
                 <w:rStyle w:val="Hipervnculo"/>
@@ -719,7 +719,7 @@
                 <w:noProof/>
                 <w:webHidden/>
               </w:rPr>
-              <w:instrText xml:space="preserve"> PAGEREF _Toc203122034 \h </w:instrText>
+              <w:instrText xml:space="preserve"> PAGEREF _Toc205657413 \h </w:instrText>
             </w:r>
             <w:r>
               <w:rPr>
@@ -762,7 +762,7 @@
               <w14:ligatures w14:val="none"/>
             </w:rPr>
           </w:pPr>
-          <w:hyperlink w:anchor="_Toc203122035" w:history="1">
+          <w:hyperlink w:anchor="_Toc205657414" w:history="1">
             <w:r>
               <w:rPr>
                 <w:rStyle w:val="Hipervnculo"/>
@@ -807,7 +807,7 @@
                 <w:noProof/>
                 <w:webHidden/>
               </w:rPr>
-              <w:instrText xml:space="preserve"> PAGEREF _Toc203122035 \h </w:instrText>
+              <w:instrText xml:space="preserve"> PAGEREF _Toc205657414 \h </w:instrText>
             </w:r>
             <w:r>
               <w:rPr>
@@ -850,7 +850,7 @@
               <w14:ligatures w14:val="none"/>
             </w:rPr>
           </w:pPr>
-          <w:hyperlink w:anchor="_Toc203122036" w:history="1">
+          <w:hyperlink w:anchor="_Toc205657415" w:history="1">
             <w:r>
               <w:rPr>
                 <w:rStyle w:val="Hipervnculo"/>
@@ -895,7 +895,7 @@
                 <w:noProof/>
                 <w:webHidden/>
               </w:rPr>
-              <w:instrText xml:space="preserve"> PAGEREF _Toc203122036 \h </w:instrText>
+              <w:instrText xml:space="preserve"> PAGEREF _Toc205657415 \h </w:instrText>
             </w:r>
             <w:r>
               <w:rPr>
@@ -942,7 +942,7 @@
               <w14:ligatures w14:val="none"/>
             </w:rPr>
           </w:pPr>
-          <w:hyperlink w:anchor="_Toc203122037" w:history="1">
+          <w:hyperlink w:anchor="_Toc205657416" w:history="1">
             <w:r>
               <w:rPr>
                 <w:rStyle w:val="Hipervnculo"/>
@@ -987,7 +987,7 @@
                 <w:noProof/>
                 <w:webHidden/>
               </w:rPr>
-              <w:instrText xml:space="preserve"> PAGEREF _Toc203122037 \h </w:instrText>
+              <w:instrText xml:space="preserve"> PAGEREF _Toc205657416 \h </w:instrText>
             </w:r>
             <w:r>
               <w:rPr>
@@ -1030,7 +1030,7 @@
               <w14:ligatures w14:val="none"/>
             </w:rPr>
           </w:pPr>
-          <w:hyperlink w:anchor="_Toc203122038" w:history="1">
+          <w:hyperlink w:anchor="_Toc205657417" w:history="1">
             <w:r>
               <w:rPr>
                 <w:rStyle w:val="Hipervnculo"/>
@@ -1075,7 +1075,7 @@
                 <w:noProof/>
                 <w:webHidden/>
               </w:rPr>
-              <w:instrText xml:space="preserve"> PAGEREF _Toc203122038 \h </w:instrText>
+              <w:instrText xml:space="preserve"> PAGEREF _Toc205657417 \h </w:instrText>
             </w:r>
             <w:r>
               <w:rPr>
@@ -1118,7 +1118,7 @@
               <w14:ligatures w14:val="none"/>
             </w:rPr>
           </w:pPr>
-          <w:hyperlink w:anchor="_Toc203122039" w:history="1">
+          <w:hyperlink w:anchor="_Toc205657418" w:history="1">
             <w:r>
               <w:rPr>
                 <w:rStyle w:val="Hipervnculo"/>
@@ -1163,7 +1163,7 @@
                 <w:noProof/>
                 <w:webHidden/>
               </w:rPr>
-              <w:instrText xml:space="preserve"> PAGEREF _Toc203122039 \h </w:instrText>
+              <w:instrText xml:space="preserve"> PAGEREF _Toc205657418 \h </w:instrText>
             </w:r>
             <w:r>
               <w:rPr>
@@ -1206,7 +1206,7 @@
               <w14:ligatures w14:val="none"/>
             </w:rPr>
           </w:pPr>
-          <w:hyperlink w:anchor="_Toc203122040" w:history="1">
+          <w:hyperlink w:anchor="_Toc205657419" w:history="1">
             <w:r>
               <w:rPr>
                 <w:rStyle w:val="Hipervnculo"/>
@@ -1251,7 +1251,7 @@
                 <w:noProof/>
                 <w:webHidden/>
               </w:rPr>
-              <w:instrText xml:space="preserve"> PAGEREF _Toc203122040 \h </w:instrText>
+              <w:instrText xml:space="preserve"> PAGEREF _Toc205657419 \h </w:instrText>
             </w:r>
             <w:r>
               <w:rPr>
@@ -1298,7 +1298,7 @@
               <w14:ligatures w14:val="none"/>
             </w:rPr>
           </w:pPr>
-          <w:hyperlink w:anchor="_Toc203122041" w:history="1">
+          <w:hyperlink w:anchor="_Toc205657420" w:history="1">
             <w:r>
               <w:rPr>
                 <w:rStyle w:val="Hipervnculo"/>
@@ -1343,7 +1343,7 @@
                 <w:noProof/>
                 <w:webHidden/>
               </w:rPr>
-              <w:instrText xml:space="preserve"> PAGEREF _Toc203122041 \h </w:instrText>
+              <w:instrText xml:space="preserve"> PAGEREF _Toc205657420 \h </w:instrText>
             </w:r>
             <w:r>
               <w:rPr>
@@ -1386,7 +1386,7 @@
               <w14:ligatures w14:val="none"/>
             </w:rPr>
           </w:pPr>
-          <w:hyperlink w:anchor="_Toc203122042" w:history="1">
+          <w:hyperlink w:anchor="_Toc205657421" w:history="1">
             <w:r>
               <w:rPr>
                 <w:rStyle w:val="Hipervnculo"/>
@@ -1431,7 +1431,7 @@
                 <w:noProof/>
                 <w:webHidden/>
               </w:rPr>
-              <w:instrText xml:space="preserve"> PAGEREF _Toc203122042 \h </w:instrText>
+              <w:instrText xml:space="preserve"> PAGEREF _Toc205657421 \h </w:instrText>
             </w:r>
             <w:r>
               <w:rPr>
@@ -1474,7 +1474,7 @@
               <w14:ligatures w14:val="none"/>
             </w:rPr>
           </w:pPr>
-          <w:hyperlink w:anchor="_Toc203122043" w:history="1">
+          <w:hyperlink w:anchor="_Toc205657422" w:history="1">
             <w:r>
               <w:rPr>
                 <w:rStyle w:val="Hipervnculo"/>
@@ -1519,7 +1519,7 @@
                 <w:noProof/>
                 <w:webHidden/>
               </w:rPr>
-              <w:instrText xml:space="preserve"> PAGEREF _Toc203122043 \h </w:instrText>
+              <w:instrText xml:space="preserve"> PAGEREF _Toc205657422 \h </w:instrText>
             </w:r>
             <w:r>
               <w:rPr>
@@ -1562,7 +1562,7 @@
               <w14:ligatures w14:val="none"/>
             </w:rPr>
           </w:pPr>
-          <w:hyperlink w:anchor="_Toc203122044" w:history="1">
+          <w:hyperlink w:anchor="_Toc205657423" w:history="1">
             <w:r>
               <w:rPr>
                 <w:rStyle w:val="Hipervnculo"/>
@@ -1607,7 +1607,7 @@
                 <w:noProof/>
                 <w:webHidden/>
               </w:rPr>
-              <w:instrText xml:space="preserve"> PAGEREF _Toc203122044 \h </w:instrText>
+              <w:instrText xml:space="preserve"> PAGEREF _Toc205657423 \h </w:instrText>
             </w:r>
             <w:r>
               <w:rPr>
@@ -1653,7 +1653,7 @@
               <w14:ligatures w14:val="none"/>
             </w:rPr>
           </w:pPr>
-          <w:hyperlink w:anchor="_Toc203122045" w:history="1">
+          <w:hyperlink w:anchor="_Toc205657424" w:history="1">
             <w:r>
               <w:rPr>
                 <w:rStyle w:val="Hipervnculo"/>
@@ -1680,7 +1680,7 @@
                 <w:noProof/>
                 <w:webHidden/>
               </w:rPr>
-              <w:instrText xml:space="preserve"> PAGEREF _Toc203122045 \h </w:instrText>
+              <w:instrText xml:space="preserve"> PAGEREF _Toc205657424 \h </w:instrText>
             </w:r>
             <w:r>
               <w:rPr>
@@ -1726,7 +1726,7 @@
               <w14:ligatures w14:val="none"/>
             </w:rPr>
           </w:pPr>
-          <w:hyperlink w:anchor="_Toc203122046" w:history="1">
+          <w:hyperlink w:anchor="_Toc205657425" w:history="1">
             <w:r>
               <w:rPr>
                 <w:rStyle w:val="Hipervnculo"/>
@@ -1753,7 +1753,7 @@
                 <w:noProof/>
                 <w:webHidden/>
               </w:rPr>
-              <w:instrText xml:space="preserve"> PAGEREF _Toc203122046 \h </w:instrText>
+              <w:instrText xml:space="preserve"> PAGEREF _Toc205657425 \h </w:instrText>
             </w:r>
             <w:r>
               <w:rPr>
@@ -1799,7 +1799,7 @@
               <w14:ligatures w14:val="none"/>
             </w:rPr>
           </w:pPr>
-          <w:hyperlink w:anchor="_Toc203122047" w:history="1">
+          <w:hyperlink w:anchor="_Toc205657426" w:history="1">
             <w:r>
               <w:rPr>
                 <w:rStyle w:val="Hipervnculo"/>
@@ -1826,7 +1826,7 @@
                 <w:noProof/>
                 <w:webHidden/>
               </w:rPr>
-              <w:instrText xml:space="preserve"> PAGEREF _Toc203122047 \h </w:instrText>
+              <w:instrText xml:space="preserve"> PAGEREF _Toc205657426 \h </w:instrText>
             </w:r>
             <w:r>
               <w:rPr>
@@ -1872,7 +1872,7 @@
               <w14:ligatures w14:val="none"/>
             </w:rPr>
           </w:pPr>
-          <w:hyperlink w:anchor="_Toc203122048" w:history="1">
+          <w:hyperlink w:anchor="_Toc205657427" w:history="1">
             <w:r>
               <w:rPr>
                 <w:rStyle w:val="Hipervnculo"/>
@@ -1899,7 +1899,7 @@
                 <w:noProof/>
                 <w:webHidden/>
               </w:rPr>
-              <w:instrText xml:space="preserve"> PAGEREF _Toc203122048 \h </w:instrText>
+              <w:instrText xml:space="preserve"> PAGEREF _Toc205657427 \h </w:instrText>
             </w:r>
             <w:r>
               <w:rPr>
@@ -1945,7 +1945,7 @@
               <w14:ligatures w14:val="none"/>
             </w:rPr>
           </w:pPr>
-          <w:hyperlink w:anchor="_Toc203122049" w:history="1">
+          <w:hyperlink w:anchor="_Toc205657428" w:history="1">
             <w:r>
               <w:rPr>
                 <w:rStyle w:val="Hipervnculo"/>
@@ -1972,7 +1972,7 @@
                 <w:noProof/>
                 <w:webHidden/>
               </w:rPr>
-              <w:instrText xml:space="preserve"> PAGEREF _Toc203122049 \h </w:instrText>
+              <w:instrText xml:space="preserve"> PAGEREF _Toc205657428 \h </w:instrText>
             </w:r>
             <w:r>
               <w:rPr>
@@ -2037,7 +2037,7 @@
       <w:pPr>
         <w:pStyle w:val="Titulosgenerales"/>
       </w:pPr>
-      <w:bookmarkStart w:id="0" w:name="_Toc203122033"/>
+      <w:bookmarkStart w:id="0" w:name="_Toc205657412"/>
       <w:r>
         <w:lastRenderedPageBreak/>
         <w:t>Introducción</w:t>
@@ -2084,16 +2084,28 @@
         <w:rPr>
           <w:lang w:val="en-US"/>
         </w:rPr>
-        <w:t xml:space="preserve">            </w:t>
+        <w:t xml:space="preserve">     </w:t>
+      </w:r>
+      <w:r>
+        <w:rPr>
+          <w:lang w:val="en-US"/>
+        </w:rPr>
+        <w:t xml:space="preserve">       </w:t>
+      </w:r>
+      <w:r>
+        <w:rPr>
+          <w:lang w:val="en-US"/>
+        </w:rPr>
+        <w:t xml:space="preserve">       </w:t>
       </w:r>
       <w:r>
         <w:rPr>
           <w:noProof/>
         </w:rPr>
         <w:drawing>
-          <wp:inline distT="0" distB="0" distL="0" distR="0" wp14:anchorId="031C540F" wp14:editId="316DDB61">
-            <wp:extent cx="4369981" cy="2457437"/>
-            <wp:effectExtent l="0" t="0" r="0" b="635"/>
+          <wp:inline distT="0" distB="0" distL="0" distR="0" wp14:anchorId="031C540F" wp14:editId="1B069FD4">
+            <wp:extent cx="3735238" cy="2100492"/>
+            <wp:effectExtent l="0" t="0" r="0" b="0"/>
             <wp:docPr id="1" name="Imagen 1">
               <a:extLst xmlns:a="http://schemas.openxmlformats.org/drawingml/2006/main">
                 <a:ext uri="{C183D7F6-B498-43B3-948B-1728B52AA6E4}">
@@ -2135,7 +2147,7 @@
                   <pic:spPr bwMode="auto">
                     <a:xfrm>
                       <a:off x="0" y="0"/>
-                      <a:ext cx="4400892" cy="2474819"/>
+                      <a:ext cx="3771043" cy="2120627"/>
                     </a:xfrm>
                     <a:prstGeom prst="rect">
                       <a:avLst/>
@@ -2151,20 +2163,6 @@
           </wp:inline>
         </w:drawing>
       </w:r>
-    </w:p>
-    <w:p>
-      <w:pPr>
-        <w:rPr>
-          <w:lang w:val="en-US"/>
-        </w:rPr>
-      </w:pPr>
-    </w:p>
-    <w:p>
-      <w:pPr>
-        <w:rPr>
-          <w:lang w:val="en-US"/>
-        </w:rPr>
-      </w:pPr>
     </w:p>
     <w:p>
       <w:pPr>
@@ -2253,6 +2251,7 @@
               <w:rPr>
                 <w:lang w:val="es-419"/>
               </w:rPr>
+              <w:lastRenderedPageBreak/>
               <w:t>Estimado aprendiz</w:t>
             </w:r>
             <w:r>
@@ -2405,14 +2404,7 @@
               <w:rPr>
                 <w:lang w:val="es-419"/>
               </w:rPr>
-              <w:t xml:space="preserve">Además, abordaremos la segmentación del mercado, herramienta esencial para agrupar clientes de forma estratégica y diseñar propuestas de valor ajustadas </w:t>
-            </w:r>
-            <w:r>
-              <w:rPr>
-                <w:lang w:val="es-419"/>
-              </w:rPr>
-              <w:lastRenderedPageBreak/>
-              <w:t>a cada grupo.</w:t>
+              <w:t>Además, abordaremos la segmentación del mercado, herramienta esencial para agrupar clientes de forma estratégica y diseñar propuestas de valor ajustadas a cada grupo.</w:t>
             </w:r>
           </w:p>
           <w:p>
@@ -2426,7 +2418,14 @@
               <w:rPr>
                 <w:lang w:val="es-419"/>
               </w:rPr>
-              <w:t>Con este aprendizaje, estará mejor preparado para desempeñarse en ocupaciones intermedias de ventas y servicios, ofreciendo soluciones más eficaces,</w:t>
+              <w:t xml:space="preserve">Con este aprendizaje, estará mejor preparado para desempeñarse en </w:t>
+            </w:r>
+            <w:r>
+              <w:rPr>
+                <w:lang w:val="es-419"/>
+              </w:rPr>
+              <w:lastRenderedPageBreak/>
+              <w:t>ocupaciones intermedias de ventas y servicios, ofreciendo soluciones más eficaces,</w:t>
             </w:r>
             <w:r>
               <w:rPr>
@@ -2496,7 +2495,7 @@
       <w:pPr>
         <w:pStyle w:val="Ttulo1"/>
       </w:pPr>
-      <w:bookmarkStart w:id="1" w:name="_Toc203122034"/>
+      <w:bookmarkStart w:id="1" w:name="_Toc205657413"/>
       <w:r>
         <w:lastRenderedPageBreak/>
         <w:t>P</w:t>
@@ -2523,7 +2522,7 @@
       <w:pPr>
         <w:pStyle w:val="Ttulo2"/>
       </w:pPr>
-      <w:bookmarkStart w:id="2" w:name="_Toc203122035"/>
+      <w:bookmarkStart w:id="2" w:name="_Toc205657414"/>
       <w:r>
         <w:t>Producto</w:t>
       </w:r>
@@ -2636,31 +2635,19 @@
     <w:p>
       <w:pPr>
         <w:rPr>
-          <w:rFonts w:ascii="Calibri" w:hAnsi="Calibri" w:cs="Calibri"/>
-          <w:szCs w:val="28"/>
-          <w:lang w:val="es-419"/>
-        </w:rPr>
-      </w:pPr>
-      <w:r>
-        <w:rPr>
-          <w:rFonts w:ascii="Calibri" w:hAnsi="Calibri" w:cs="Calibri"/>
-          <w:szCs w:val="28"/>
-          <w:lang w:val="es-419"/>
-        </w:rPr>
-        <w:t xml:space="preserve">              </w:t>
-      </w:r>
-      <w:r>
-        <w:rPr>
-          <w:rFonts w:ascii="Calibri" w:hAnsi="Calibri" w:cs="Calibri"/>
+          <w:lang w:val="es-419" w:eastAsia="es-CO"/>
+        </w:rPr>
+      </w:pPr>
+      <w:r>
+        <w:rPr>
           <w:noProof/>
-          <w:szCs w:val="28"/>
-          <w:lang w:val="es-419"/>
+          <w:lang w:val="es-419" w:eastAsia="es-CO"/>
         </w:rPr>
         <w:drawing>
-          <wp:inline distT="0" distB="0" distL="0" distR="0" wp14:anchorId="4BA53DDC" wp14:editId="38C21969">
-            <wp:extent cx="4381500" cy="3419452"/>
+          <wp:inline distT="0" distB="0" distL="0" distR="0" wp14:anchorId="1050AF7E" wp14:editId="73A594CB">
+            <wp:extent cx="5029200" cy="3925039"/>
             <wp:effectExtent l="0" t="0" r="0" b="0"/>
-            <wp:docPr id="4" name="Imagen 4" descr="La figura 1 resalta las características que tiene un producto como lo son:&#10;Calidad: capacidad para cumplir con las expectativas. &#10;Diseño: apariencia, funcionalidad y facilidad de uso.&#10;Funcionalidad: cumple con su propósito.&#10;Durabilidad: soporta un uso continuo.&#10;"/>
+            <wp:docPr id="2" name="Gráfico 2" descr="La figura 1 resalta las características que tiene un producto como lo son:&#10;Calidad: capacidad para cumplir con las expectativas. &#10;Diseño: apariencia, funcionalidad y facilidad de uso.&#10;Funcionalidad: cumple con su propósito.&#10;Durabilidad: soporta un uso continuo.&#10;"/>
             <wp:cNvGraphicFramePr>
               <a:graphicFrameLocks xmlns:a="http://schemas.openxmlformats.org/drawingml/2006/main" noChangeAspect="1"/>
             </wp:cNvGraphicFramePr>
@@ -2668,10 +2655,8 @@
               <a:graphicData uri="http://schemas.openxmlformats.org/drawingml/2006/picture">
                 <pic:pic xmlns:pic="http://schemas.openxmlformats.org/drawingml/2006/picture">
                   <pic:nvPicPr>
-                    <pic:cNvPr id="4" name="Imagen 4" descr="La figura 1 resalta las características que tiene un producto como lo son:&#10;Calidad: capacidad para cumplir con las expectativas. &#10;Diseño: apariencia, funcionalidad y facilidad de uso.&#10;Funcionalidad: cumple con su propósito.&#10;Durabilidad: soporta un uso continuo.&#10;"/>
-                    <pic:cNvPicPr>
-                      <a:picLocks noChangeAspect="1" noChangeArrowheads="1"/>
-                    </pic:cNvPicPr>
+                    <pic:cNvPr id="2" name="Gráfico 2" descr="La figura 1 resalta las características que tiene un producto como lo son:&#10;Calidad: capacidad para cumplir con las expectativas. &#10;Diseño: apariencia, funcionalidad y facilidad de uso.&#10;Funcionalidad: cumple con su propósito.&#10;Durabilidad: soporta un uso continuo.&#10;"/>
+                    <pic:cNvPicPr/>
                   </pic:nvPicPr>
                   <pic:blipFill>
                     <a:blip r:embed="rId15">
@@ -2679,22 +2664,23 @@
                         <a:ext uri="{28A0092B-C50C-407E-A947-70E740481C1C}">
                           <a14:useLocalDpi xmlns:a14="http://schemas.microsoft.com/office/drawing/2010/main" val="0"/>
                         </a:ext>
+                        <a:ext uri="{96DAC541-7B7A-43D3-8B79-37D633B846F1}">
+                          <asvg:svgBlip xmlns:asvg="http://schemas.microsoft.com/office/drawing/2016/SVG/main" r:embed="rId16"/>
+                        </a:ext>
                       </a:extLst>
                     </a:blip>
-                    <a:srcRect/>
                     <a:stretch>
                       <a:fillRect/>
                     </a:stretch>
                   </pic:blipFill>
-                  <pic:spPr bwMode="auto">
+                  <pic:spPr>
                     <a:xfrm>
                       <a:off x="0" y="0"/>
-                      <a:ext cx="4408086" cy="3440201"/>
+                      <a:ext cx="5042627" cy="3935518"/>
                     </a:xfrm>
                     <a:prstGeom prst="rect">
                       <a:avLst/>
                     </a:prstGeom>
-                    <a:noFill/>
                   </pic:spPr>
                 </pic:pic>
               </a:graphicData>
@@ -2718,7 +2704,7 @@
           <w:szCs w:val="28"/>
           <w:lang w:val="es-419"/>
         </w:rPr>
-        <w:t xml:space="preserve">                 </w:t>
+        <w:t xml:space="preserve">   </w:t>
       </w:r>
       <w:r>
         <w:rPr>
@@ -2788,7 +2774,16 @@
           <w:szCs w:val="28"/>
           <w:lang w:val="es-419"/>
         </w:rPr>
-        <w:t>: la calidad de un producto se mide por su capacidad para cumplir con las expectativas del consumidor. Un ejemplo de una empresa con alta calidad es Apple, que asegura que cada uno de sus productos esté alineado con altos estándares de durabilidad y desempeño.</w:t>
+        <w:t xml:space="preserve">: la calidad de un producto se mide por su capacidad para cumplir con las expectativas del consumidor. Un ejemplo de una empresa con alta calidad </w:t>
+      </w:r>
+      <w:r>
+        <w:rPr>
+          <w:rFonts w:ascii="Calibri" w:hAnsi="Calibri" w:cs="Calibri"/>
+          <w:szCs w:val="28"/>
+          <w:lang w:val="es-419"/>
+        </w:rPr>
+        <w:lastRenderedPageBreak/>
+        <w:t>es Apple, que asegura que cada uno de sus productos esté alineado con altos estándares de durabilidad y desempeño.</w:t>
       </w:r>
     </w:p>
     <w:p>
@@ -2813,7 +2808,6 @@
           <w:szCs w:val="28"/>
           <w:lang w:val="es-419"/>
         </w:rPr>
-        <w:lastRenderedPageBreak/>
         <w:t>Diseño</w:t>
       </w:r>
       <w:r>
@@ -2861,15 +2855,37 @@
         <w:rPr>
           <w:rStyle w:val="Extranjerismo"/>
         </w:rPr>
-        <w:t>Smartphone</w:t>
-      </w:r>
-      <w:r>
-        <w:rPr>
-          <w:rFonts w:ascii="Calibri" w:hAnsi="Calibri" w:cs="Calibri"/>
-          <w:szCs w:val="28"/>
-          <w:lang w:val="es-419"/>
-        </w:rPr>
-        <w:t>, la funcionalidad incluye la capacidad de realizar llamadas, enviar mensajes, navegar por Internet, y ejecutar aplicaciones de manera eficiente.</w:t>
+        <w:t>s</w:t>
+      </w:r>
+      <w:r>
+        <w:rPr>
+          <w:rStyle w:val="Extranjerismo"/>
+        </w:rPr>
+        <w:t>martphone</w:t>
+      </w:r>
+      <w:r>
+        <w:rPr>
+          <w:rFonts w:ascii="Calibri" w:hAnsi="Calibri" w:cs="Calibri"/>
+          <w:szCs w:val="28"/>
+          <w:lang w:val="es-419"/>
+        </w:rPr>
+        <w:t xml:space="preserve">, la funcionalidad incluye la capacidad de realizar llamadas, enviar mensajes, navegar por </w:t>
+      </w:r>
+      <w:r>
+        <w:rPr>
+          <w:rFonts w:ascii="Calibri" w:hAnsi="Calibri" w:cs="Calibri"/>
+          <w:szCs w:val="28"/>
+          <w:lang w:val="es-419"/>
+        </w:rPr>
+        <w:t>i</w:t>
+      </w:r>
+      <w:r>
+        <w:rPr>
+          <w:rFonts w:ascii="Calibri" w:hAnsi="Calibri" w:cs="Calibri"/>
+          <w:szCs w:val="28"/>
+          <w:lang w:val="es-419"/>
+        </w:rPr>
+        <w:t>nternet, y ejecutar aplicaciones de manera eficiente.</w:t>
       </w:r>
     </w:p>
     <w:p>
@@ -3032,7 +3048,16 @@
           <w:szCs w:val="28"/>
           <w:lang w:val="es-419"/>
         </w:rPr>
-        <w:t>on aquellos bienes que utilizan las empresas como parte del proceso para producir otros artículos o para ofrecer servicios. Por ejemplo, la empresa Caterpillar se dedica a fabricar maquinaria pesada que se usa en obras de construcción.</w:t>
+        <w:t xml:space="preserve">on aquellos bienes que utilizan las empresas como parte del proceso para producir otros artículos o para ofrecer servicios. Por ejemplo, </w:t>
+      </w:r>
+      <w:r>
+        <w:rPr>
+          <w:rFonts w:ascii="Calibri" w:hAnsi="Calibri" w:cs="Calibri"/>
+          <w:szCs w:val="28"/>
+          <w:lang w:val="es-419"/>
+        </w:rPr>
+        <w:lastRenderedPageBreak/>
+        <w:t>la empresa Caterpillar se dedica a fabricar maquinaria pesada que se usa en obras de construcción.</w:t>
       </w:r>
     </w:p>
     <w:p>
@@ -3051,7 +3076,6 @@
           <w:szCs w:val="28"/>
           <w:lang w:val="es-419"/>
         </w:rPr>
-        <w:lastRenderedPageBreak/>
         <w:t>Productos no duraderos</w:t>
       </w:r>
       <w:r>
@@ -3103,14 +3127,30 @@
           <w:szCs w:val="28"/>
           <w:lang w:val="es-419"/>
         </w:rPr>
-        <w:t>e trata de productos que están hechos para ser utilizados durante un largo período sin deteriorarse fácilmente. Entre estos se encuentran los electrodomésticos, los muebles y los automóviles La marca LG se destaca en el mercado por fabricar electrodomésticos duraderos y confiables, lo que le ha permitido ganarse una sólida reputación en cuanto a calidad.</w:t>
+        <w:t>e trata de productos que están hechos para ser utilizados durante un largo período sin deteriorarse fácilmente. Entre estos se encuentran los electrodomésticos, los muebles y los automóviles</w:t>
+      </w:r>
+      <w:r>
+        <w:rPr>
+          <w:rFonts w:ascii="Calibri" w:hAnsi="Calibri" w:cs="Calibri"/>
+          <w:szCs w:val="28"/>
+          <w:lang w:val="es-419"/>
+        </w:rPr>
+        <w:t>.</w:t>
+      </w:r>
+      <w:r>
+        <w:rPr>
+          <w:rFonts w:ascii="Calibri" w:hAnsi="Calibri" w:cs="Calibri"/>
+          <w:szCs w:val="28"/>
+          <w:lang w:val="es-419"/>
+        </w:rPr>
+        <w:t xml:space="preserve"> La marca LG se destaca en el mercado por fabricar electrodomésticos duraderos y confiables, lo que le ha permitido ganarse una sólida reputación en cuanto a calidad.</w:t>
       </w:r>
     </w:p>
     <w:p>
       <w:pPr>
         <w:pStyle w:val="Ttulo2"/>
       </w:pPr>
-      <w:bookmarkStart w:id="3" w:name="_Toc203122036"/>
+      <w:bookmarkStart w:id="3" w:name="_Toc205657415"/>
       <w:r>
         <w:t>Servicio</w:t>
       </w:r>
@@ -3170,7 +3210,6 @@
           <w:bCs/>
           <w:lang w:val="es-419" w:eastAsia="es-CO"/>
         </w:rPr>
-        <w:lastRenderedPageBreak/>
         <w:t>Características</w:t>
       </w:r>
     </w:p>
@@ -3632,16 +3671,15 @@
           <w:szCs w:val="24"/>
           <w:lang w:val="es-419" w:eastAsia="es-CO"/>
         </w:rPr>
-        <w:t xml:space="preserve">Zeithaml, V. A., Bitner, M. J., &amp; Gremler, D. D. (2018). Services </w:t>
+        <w:t xml:space="preserve">Zeithaml, V. A., Bitner, M. J., &amp; Gremler, D. D. (2018). </w:t>
       </w:r>
       <w:r>
         <w:rPr>
           <w:rStyle w:val="Extranjerismo"/>
           <w:sz w:val="24"/>
           <w:szCs w:val="24"/>
-          <w:lang w:val="es-419" w:eastAsia="es-CO"/>
-        </w:rPr>
-        <w:t>marketing</w:t>
+        </w:rPr>
+        <w:t>Services</w:t>
       </w:r>
       <w:r>
         <w:rPr>
@@ -3649,7 +3687,48 @@
           <w:szCs w:val="24"/>
           <w:lang w:val="es-419" w:eastAsia="es-CO"/>
         </w:rPr>
-        <w:t>: Integrating customer focus across the firm (7th ed.). McGraw-Hill Education</w:t>
+        <w:t xml:space="preserve"> </w:t>
+      </w:r>
+      <w:r>
+        <w:rPr>
+          <w:rStyle w:val="Extranjerismo"/>
+          <w:sz w:val="24"/>
+          <w:szCs w:val="24"/>
+          <w:lang w:val="es-419" w:eastAsia="es-CO"/>
+        </w:rPr>
+        <w:t>marketing</w:t>
+      </w:r>
+      <w:r>
+        <w:rPr>
+          <w:sz w:val="24"/>
+          <w:szCs w:val="24"/>
+          <w:lang w:val="es-419" w:eastAsia="es-CO"/>
+        </w:rPr>
+        <w:t xml:space="preserve">: </w:t>
+      </w:r>
+      <w:r>
+        <w:rPr>
+          <w:rStyle w:val="Extranjerismo"/>
+          <w:sz w:val="24"/>
+          <w:szCs w:val="24"/>
+        </w:rPr>
+        <w:t>Integrating customer focus across the firm</w:t>
+      </w:r>
+      <w:r>
+        <w:rPr>
+          <w:sz w:val="24"/>
+          <w:szCs w:val="24"/>
+          <w:lang w:val="es-419" w:eastAsia="es-CO"/>
+        </w:rPr>
+        <w:t xml:space="preserve"> (7th ed.). McGraw-Hill Education</w:t>
+      </w:r>
+      <w:r>
+        <w:rPr>
+          <w:sz w:val="24"/>
+          <w:szCs w:val="24"/>
+          <w:lang w:val="es-419" w:eastAsia="es-CO"/>
+        </w:rPr>
+        <w:t>.</w:t>
       </w:r>
     </w:p>
     <w:p>
@@ -3685,14 +3764,8 @@
         <w:rPr>
           <w:lang w:val="es-419" w:eastAsia="es-CO"/>
         </w:rPr>
-        <w:t xml:space="preserve">Los servicios forman parte esencial de la vida cotidiana y del funcionamiento de la economía, ya que responden a necesidades específicas tanto de individuos </w:t>
-      </w:r>
-      <w:r>
-        <w:rPr>
-          <w:lang w:val="es-419" w:eastAsia="es-CO"/>
-        </w:rPr>
         <w:lastRenderedPageBreak/>
-        <w:t>como de organizaciones. Su naturaleza intangible, su simultaneidad en la producción y el consumo, así como su alta dependencia del factor humano, hacen que su clasificación sea una herramienta clave para comprender mejor sus características, propósitos y formas de prestación. Esta diversidad ha dado lugar a diferentes categorías que agrupan los servicios según su finalidad, su beneficiario principal o el sector en el que se desarrollan.</w:t>
+        <w:t>Los servicios forman parte esencial de la vida cotidiana y del funcionamiento de la economía, ya que responden a necesidades específicas tanto de individuos como de organizaciones. Su naturaleza intangible, su simultaneidad en la producción y el consumo, así como su alta dependencia del factor humano, hacen que su clasificación sea una herramienta clave para comprender mejor sus características, propósitos y formas de prestación. Esta diversidad ha dado lugar a diferentes categorías que agrupan los servicios según su finalidad, su beneficiario principal o el sector en el que se desarrollan.</w:t>
       </w:r>
     </w:p>
     <w:p>
@@ -3815,6 +3888,7 @@
           <w:bCs/>
           <w:lang w:val="es-419" w:eastAsia="es-CO"/>
         </w:rPr>
+        <w:lastRenderedPageBreak/>
         <w:t>Servicios de mantenimiento y reparación</w:t>
       </w:r>
       <w:r>
@@ -3835,9 +3909,8 @@
       <w:pPr>
         <w:pStyle w:val="Ttulo1"/>
       </w:pPr>
-      <w:bookmarkStart w:id="4" w:name="_Toc203122037"/>
-      <w:r>
-        <w:lastRenderedPageBreak/>
+      <w:bookmarkStart w:id="4" w:name="_Toc205657416"/>
+      <w:r>
         <w:t>Portafolio de ventas</w:t>
       </w:r>
       <w:bookmarkEnd w:id="4"/>
@@ -3859,7 +3932,7 @@
       <w:pPr>
         <w:pStyle w:val="Ttulo2"/>
       </w:pPr>
-      <w:bookmarkStart w:id="5" w:name="_Toc203122038"/>
+      <w:bookmarkStart w:id="5" w:name="_Toc205657417"/>
       <w:r>
         <w:t>C</w:t>
       </w:r>
@@ -3905,7 +3978,14 @@
         <w:rPr>
           <w:lang w:val="es-419" w:eastAsia="es-CO"/>
         </w:rPr>
-        <w:t>n portafolio diversificado ofrece una gama de productos que se adaptan a diferentes segmentos del mercado. Esto ayuda a mitigar los riesgos de depender de un solo tipo de producto. Un ejemplo de esto es Nestlé, que produce desde alimentos hasta productos de salud.</w:t>
+        <w:t xml:space="preserve">n portafolio diversificado ofrece una gama de productos que se adaptan a diferentes segmentos del mercado. Esto ayuda a mitigar los riesgos de </w:t>
+      </w:r>
+      <w:r>
+        <w:rPr>
+          <w:lang w:val="es-419" w:eastAsia="es-CO"/>
+        </w:rPr>
+        <w:lastRenderedPageBreak/>
+        <w:t>depender de un solo tipo de producto. Un ejemplo de esto es Nestlé, que produce desde alimentos hasta productos de salud.</w:t>
       </w:r>
     </w:p>
     <w:p>
@@ -3920,7 +4000,6 @@
           <w:bCs/>
           <w:lang w:val="es-419" w:eastAsia="es-CO"/>
         </w:rPr>
-        <w:lastRenderedPageBreak/>
         <w:t>Equilibrio</w:t>
       </w:r>
       <w:r>
@@ -3973,7 +4052,7 @@
       <w:pPr>
         <w:pStyle w:val="Ttulo2"/>
       </w:pPr>
-      <w:bookmarkStart w:id="6" w:name="_Toc203122039"/>
+      <w:bookmarkStart w:id="6" w:name="_Toc205657418"/>
       <w:r>
         <w:t>Tipos</w:t>
       </w:r>
@@ -4019,7 +4098,14 @@
         <w:rPr>
           <w:lang w:val="es-419" w:eastAsia="es-CO"/>
         </w:rPr>
-        <w:t>: incluye todos los bienes tangibles que una empresa ofrece. Estos pueden organizarse por líneas de producto, categorías o niveles de calidad. Permiten atender diferentes necesidades del mercado. Ejemplo: una empresa de tecnología que vende celulares, tabletas y computadoras. (Kotler &amp; Keller, 2016).</w:t>
+        <w:t xml:space="preserve">: incluye todos los bienes tangibles que una empresa ofrece. Estos pueden organizarse por líneas de producto, categorías o niveles de calidad. Permiten atender diferentes necesidades del mercado. Ejemplo: </w:t>
+      </w:r>
+      <w:r>
+        <w:rPr>
+          <w:lang w:val="es-419" w:eastAsia="es-CO"/>
+        </w:rPr>
+        <w:lastRenderedPageBreak/>
+        <w:t>una empresa de tecnología que vende celulares, tabletas y computadoras. (Kotler &amp; Keller, 2016).</w:t>
       </w:r>
     </w:p>
     <w:p>
@@ -4040,7 +4126,6 @@
           <w:bCs/>
           <w:lang w:val="es-419" w:eastAsia="es-CO"/>
         </w:rPr>
-        <w:lastRenderedPageBreak/>
         <w:t>Portafolio de servicio</w:t>
       </w:r>
       <w:r>
@@ -4148,7 +4233,7 @@
       <w:pPr>
         <w:pStyle w:val="Ttulo2"/>
       </w:pPr>
-      <w:bookmarkStart w:id="7" w:name="_Toc203122040"/>
+      <w:bookmarkStart w:id="7" w:name="_Toc205657419"/>
       <w:r>
         <w:t>Pa</w:t>
       </w:r>
@@ -4167,14 +4252,14 @@
         <w:rPr>
           <w:lang w:val="es-419" w:eastAsia="es-CO"/>
         </w:rPr>
-        <w:t xml:space="preserve">La elaboración de un portafolio de productos y/o servicios es un proceso clave para estructurar de forma estratégica la oferta comercial de una empresa. Permite identificar, organizar y presentar los elementos que componen la propuesta de valor, de acuerdo con las necesidades del mercado y los segmentos de clientes. Este proceso no solo facilita la toma de decisiones comerciales, sino que también mejora </w:t>
+        <w:t xml:space="preserve">La elaboración de un portafolio de productos y/o servicios es un proceso clave para estructurar de forma estratégica la oferta comercial de una empresa. Permite identificar, organizar y presentar los elementos que componen la propuesta de valor, </w:t>
       </w:r>
       <w:r>
         <w:rPr>
           <w:lang w:val="es-419" w:eastAsia="es-CO"/>
         </w:rPr>
         <w:lastRenderedPageBreak/>
-        <w:t xml:space="preserve">la comunicación con los clientes y la diferenciación frente a la competencia. A continuación, se describen los pasos fundamentales para su construcción, desde el análisis del entorno hasta la validación final del portafolio.  </w:t>
+        <w:t xml:space="preserve">de acuerdo con las necesidades del mercado y los segmentos de clientes. Este proceso no solo facilita la toma de decisiones comerciales, sino que también mejora la comunicación con los clientes y la diferenciación frente a la competencia. A continuación, se describen los pasos fundamentales para su construcción, desde el análisis del entorno hasta la validación final del portafolio.  </w:t>
       </w:r>
     </w:p>
     <w:p>
@@ -4392,6 +4477,7 @@
         <w:rPr>
           <w:lang w:val="es-419" w:eastAsia="es-CO"/>
         </w:rPr>
+        <w:lastRenderedPageBreak/>
         <w:t xml:space="preserve">Agrupe los </w:t>
       </w:r>
       <w:r>
@@ -4422,8 +4508,19 @@
         <w:rPr>
           <w:lang w:val="es-419" w:eastAsia="es-CO"/>
         </w:rPr>
-        <w:lastRenderedPageBreak/>
-        <w:t>Asigne un nombre claro a cada categoría (American Marketing Association, s.f.).</w:t>
+        <w:t xml:space="preserve">Asigne un nombre claro a cada categoría (American </w:t>
+      </w:r>
+      <w:r>
+        <w:rPr>
+          <w:rStyle w:val="Extranjerismo"/>
+        </w:rPr>
+        <w:t>Marketing</w:t>
+      </w:r>
+      <w:r>
+        <w:rPr>
+          <w:lang w:val="es-419" w:eastAsia="es-CO"/>
+        </w:rPr>
+        <w:t xml:space="preserve"> Association, s.f.).</w:t>
       </w:r>
     </w:p>
     <w:p>
@@ -4505,7 +4602,7 @@
           <w:bCs/>
           <w:lang w:val="es-419" w:eastAsia="es-CO"/>
         </w:rPr>
-        <w:t>Elaborar fichas de producto / servicio</w:t>
+        <w:t>Elaborar fichas de producto/servicio</w:t>
       </w:r>
     </w:p>
     <w:p>
@@ -4659,6 +4756,7 @@
         <w:rPr>
           <w:lang w:val="es-419" w:eastAsia="es-CO"/>
         </w:rPr>
+        <w:lastRenderedPageBreak/>
         <w:t>Explique claramente las formas de pago aceptadas y proporcione los contactos de atención al cliente (Kotler &amp; Keller, 2021).</w:t>
       </w:r>
     </w:p>
@@ -4691,7 +4789,6 @@
           <w:bCs/>
           <w:lang w:val="es-419" w:eastAsia="es-CO"/>
         </w:rPr>
-        <w:lastRenderedPageBreak/>
         <w:t>Integrar casos de éxito y certificaciones</w:t>
       </w:r>
     </w:p>
@@ -4801,36 +4898,6 @@
           <w:lang w:val="es-419" w:eastAsia="es-CO"/>
         </w:rPr>
         <w:t>Ir a los videos con tema portafolio de ventas:</w:t>
-      </w:r>
-    </w:p>
-    <w:p>
-      <w:pPr>
-        <w:rPr>
-          <w:b/>
-          <w:bCs/>
-          <w:u w:val="single"/>
-          <w:lang w:val="es-419" w:eastAsia="es-CO"/>
-        </w:rPr>
-      </w:pPr>
-      <w:hyperlink r:id="rId16" w:history="1">
-        <w:r>
-          <w:rPr>
-            <w:rStyle w:val="Hipervnculo"/>
-            <w:b/>
-            <w:bCs/>
-            <w:lang w:val="es-419" w:eastAsia="es-CO"/>
-          </w:rPr>
-          <w:t>Video</w:t>
-        </w:r>
-      </w:hyperlink>
-      <w:r>
-        <w:rPr>
-          <w:b/>
-          <w:bCs/>
-          <w:u w:val="single"/>
-          <w:lang w:val="es-419" w:eastAsia="es-CO"/>
-        </w:rPr>
-        <w:t xml:space="preserve"> 1</w:t>
       </w:r>
     </w:p>
     <w:p>
@@ -4860,6 +4927,36 @@
           <w:u w:val="single"/>
           <w:lang w:val="es-419" w:eastAsia="es-CO"/>
         </w:rPr>
+        <w:t xml:space="preserve"> 1</w:t>
+      </w:r>
+    </w:p>
+    <w:p>
+      <w:pPr>
+        <w:rPr>
+          <w:b/>
+          <w:bCs/>
+          <w:u w:val="single"/>
+          <w:lang w:val="es-419" w:eastAsia="es-CO"/>
+        </w:rPr>
+      </w:pPr>
+      <w:hyperlink r:id="rId18" w:history="1">
+        <w:r>
+          <w:rPr>
+            <w:rStyle w:val="Hipervnculo"/>
+            <w:b/>
+            <w:bCs/>
+            <w:lang w:val="es-419" w:eastAsia="es-CO"/>
+          </w:rPr>
+          <w:t>Video</w:t>
+        </w:r>
+      </w:hyperlink>
+      <w:r>
+        <w:rPr>
+          <w:b/>
+          <w:bCs/>
+          <w:u w:val="single"/>
+          <w:lang w:val="es-419" w:eastAsia="es-CO"/>
+        </w:rPr>
         <w:t xml:space="preserve"> 2</w:t>
       </w:r>
     </w:p>
@@ -4904,37 +5001,9 @@
     </w:p>
     <w:p>
       <w:pPr>
-        <w:rPr>
-          <w:rFonts w:ascii="Calibri" w:hAnsi="Calibri" w:cs="Calibri"/>
-          <w:szCs w:val="28"/>
-          <w:lang w:val="es-419"/>
-        </w:rPr>
-      </w:pPr>
-    </w:p>
-    <w:p>
-      <w:pPr>
-        <w:spacing w:before="0" w:after="160" w:line="259" w:lineRule="auto"/>
-        <w:ind w:firstLine="0"/>
-        <w:rPr>
-          <w:rFonts w:ascii="Calibri" w:hAnsi="Calibri" w:cs="Calibri"/>
-          <w:szCs w:val="28"/>
-          <w:lang w:val="es-419"/>
-        </w:rPr>
-      </w:pPr>
-      <w:r>
-        <w:rPr>
-          <w:rFonts w:ascii="Calibri" w:hAnsi="Calibri" w:cs="Calibri"/>
-          <w:szCs w:val="28"/>
-          <w:lang w:val="es-419"/>
-        </w:rPr>
-        <w:br w:type="page"/>
-      </w:r>
-    </w:p>
-    <w:p>
-      <w:pPr>
         <w:pStyle w:val="Ttulo1"/>
       </w:pPr>
-      <w:bookmarkStart w:id="8" w:name="_Toc203122041"/>
+      <w:bookmarkStart w:id="8" w:name="_Toc205657420"/>
       <w:r>
         <w:lastRenderedPageBreak/>
         <w:t>Cliente</w:t>
@@ -4958,7 +5027,7 @@
       <w:pPr>
         <w:pStyle w:val="Ttulo2"/>
       </w:pPr>
-      <w:bookmarkStart w:id="9" w:name="_Toc203122042"/>
+      <w:bookmarkStart w:id="9" w:name="_Toc205657421"/>
       <w:r>
         <w:t>Características</w:t>
       </w:r>
@@ -5001,7 +5070,19 @@
         <w:rPr>
           <w:lang w:val="es-419" w:eastAsia="es-CO"/>
         </w:rPr>
-        <w:t xml:space="preserve">: los clientes pueden diferir según su edad, género, nivel de ingresos, educación, ocupación, entre otras. Esta información es vital para crear campañas de </w:t>
+        <w:t xml:space="preserve">: </w:t>
+      </w:r>
+      <w:r>
+        <w:rPr>
+          <w:lang w:val="es-419" w:eastAsia="es-CO"/>
+        </w:rPr>
+        <w:t>los</w:t>
+      </w:r>
+      <w:r>
+        <w:rPr>
+          <w:lang w:val="es-419" w:eastAsia="es-CO"/>
+        </w:rPr>
+        <w:t xml:space="preserve"> clientes pueden diferir según su edad, género, nivel de ingresos, educación, ocupación, entre otras. Esta información es vital para crear campañas de </w:t>
       </w:r>
       <w:r>
         <w:rPr>
@@ -5127,7 +5208,7 @@
       <w:pPr>
         <w:pStyle w:val="Ttulo2"/>
       </w:pPr>
-      <w:bookmarkStart w:id="10" w:name="_Toc203122043"/>
+      <w:bookmarkStart w:id="10" w:name="_Toc205657422"/>
       <w:r>
         <w:t>Tipos</w:t>
       </w:r>
@@ -5302,7 +5383,7 @@
       <w:pPr>
         <w:pStyle w:val="Ttulo2"/>
       </w:pPr>
-      <w:bookmarkStart w:id="11" w:name="_Toc203122044"/>
+      <w:bookmarkStart w:id="11" w:name="_Toc205657423"/>
       <w:r>
         <w:lastRenderedPageBreak/>
         <w:t>Segmentación</w:t>
@@ -5890,7 +5971,19 @@
               <w:rPr>
                 <w:szCs w:val="24"/>
               </w:rPr>
-              <w:t>Edad: 25 – 40 años, solteros.</w:t>
+              <w:t xml:space="preserve">Edad: 25 </w:t>
+            </w:r>
+            <w:r>
+              <w:rPr>
+                <w:szCs w:val="24"/>
+              </w:rPr>
+              <w:t>-</w:t>
+            </w:r>
+            <w:r>
+              <w:rPr>
+                <w:szCs w:val="24"/>
+              </w:rPr>
+              <w:t xml:space="preserve"> 40 años, solteros.</w:t>
             </w:r>
           </w:p>
         </w:tc>
@@ -5949,6 +6042,12 @@
               </w:rPr>
               <w:t>Compradores frecuentes de productos orgánicos</w:t>
             </w:r>
+            <w:r>
+              <w:rPr>
+                <w:szCs w:val="24"/>
+              </w:rPr>
+              <w:t>.</w:t>
+            </w:r>
           </w:p>
         </w:tc>
       </w:tr>
@@ -6112,7 +6211,7 @@
       <w:pPr>
         <w:pStyle w:val="Titulosgenerales"/>
       </w:pPr>
-      <w:bookmarkStart w:id="12" w:name="_Toc203122045"/>
+      <w:bookmarkStart w:id="12" w:name="_Toc205657424"/>
       <w:r>
         <w:lastRenderedPageBreak/>
         <w:t>Síntesis</w:t>
@@ -6161,10 +6260,10 @@
           <w:lang w:val="es-419" w:eastAsia="es-CO"/>
         </w:rPr>
         <w:drawing>
-          <wp:inline distT="0" distB="0" distL="0" distR="0" wp14:anchorId="4B599A2C" wp14:editId="40A0D605">
+          <wp:inline distT="0" distB="0" distL="0" distR="0" wp14:anchorId="4B599A2C" wp14:editId="7CD8A2CA">
             <wp:extent cx="4804913" cy="4332258"/>
             <wp:effectExtent l="0" t="0" r="0" b="0"/>
-            <wp:docPr id="3" name="Imagen 3" descr="El componente formativo Productos y servicios en el mercado aborda los conceptos clave relacionados con la identificación, análisis y estructuración de ofertas comerciales. Se exploran las características de productos, servicios y portafolios, así como las bases para el análisis del perfil del cliente y su segmentación. Este proceso permite al aprendiz relacionar las particularidades de la oferta con distintos tipos de clientes, para construir propuestas de valor alineadas con sus necesidades y comportamientos. El enfoque práctico del módulo facilita la aplicación de estos conocimientos en contextos reales de venta, fortaleciendo las capacidades para diseñar soluciones comerciales efectivas y personalizadas."/>
+            <wp:docPr id="3" name="Imagen 3" descr="El componente formativo productos y servicios en el mercado aborda los conceptos clave relacionados con la identificación, análisis y estructuración de ofertas comerciales. Se exploran las características de productos, servicios y portafolios, así como las bases para el análisis del perfil del cliente y su segmentación. Este proceso permite al aprendiz relacionar las particularidades de la oferta con distintos tipos de clientes, para construir propuestas de valor alineadas con sus necesidades y comportamientos. El enfoque práctico del módulo facilita la aplicación de estos conocimientos en contextos reales de venta, fortaleciendo las capacidades para diseñar soluciones comerciales efectivas y personalizadas."/>
             <wp:cNvGraphicFramePr>
               <a:graphicFrameLocks xmlns:a="http://schemas.openxmlformats.org/drawingml/2006/main" noChangeAspect="1"/>
             </wp:cNvGraphicFramePr>
@@ -6172,11 +6271,11 @@
               <a:graphicData uri="http://schemas.openxmlformats.org/drawingml/2006/picture">
                 <pic:pic xmlns:pic="http://schemas.openxmlformats.org/drawingml/2006/picture">
                   <pic:nvPicPr>
-                    <pic:cNvPr id="3" name="Imagen 3" descr="El componente formativo Productos y servicios en el mercado aborda los conceptos clave relacionados con la identificación, análisis y estructuración de ofertas comerciales. Se exploran las características de productos, servicios y portafolios, así como las bases para el análisis del perfil del cliente y su segmentación. Este proceso permite al aprendiz relacionar las particularidades de la oferta con distintos tipos de clientes, para construir propuestas de valor alineadas con sus necesidades y comportamientos. El enfoque práctico del módulo facilita la aplicación de estos conocimientos en contextos reales de venta, fortaleciendo las capacidades para diseñar soluciones comerciales efectivas y personalizadas."/>
+                    <pic:cNvPr id="3" name="Imagen 3" descr="El componente formativo productos y servicios en el mercado aborda los conceptos clave relacionados con la identificación, análisis y estructuración de ofertas comerciales. Se exploran las características de productos, servicios y portafolios, así como las bases para el análisis del perfil del cliente y su segmentación. Este proceso permite al aprendiz relacionar las particularidades de la oferta con distintos tipos de clientes, para construir propuestas de valor alineadas con sus necesidades y comportamientos. El enfoque práctico del módulo facilita la aplicación de estos conocimientos en contextos reales de venta, fortaleciendo las capacidades para diseñar soluciones comerciales efectivas y personalizadas."/>
                     <pic:cNvPicPr/>
                   </pic:nvPicPr>
                   <pic:blipFill>
-                    <a:blip r:embed="rId18" cstate="print">
+                    <a:blip r:embed="rId19" cstate="print">
                       <a:extLst>
                         <a:ext uri="{28A0092B-C50C-407E-A947-70E740481C1C}">
                           <a14:useLocalDpi xmlns:a14="http://schemas.microsoft.com/office/drawing/2010/main" val="0"/>
@@ -6207,7 +6306,7 @@
       <w:pPr>
         <w:pStyle w:val="Titulosgenerales"/>
       </w:pPr>
-      <w:bookmarkStart w:id="13" w:name="_Toc203122046"/>
+      <w:bookmarkStart w:id="13" w:name="_Toc205657425"/>
       <w:r>
         <w:lastRenderedPageBreak/>
         <w:t>Glosario</w:t>
@@ -6842,33 +6941,8 @@
           <w:szCs w:val="28"/>
           <w:lang w:val="es-419"/>
         </w:rPr>
-        <w:t>Posicionamiento de mercado</w:t>
-      </w:r>
-      <w:r>
-        <w:rPr>
-          <w:rFonts w:ascii="Calibri" w:hAnsi="Calibri" w:cs="Calibri"/>
-          <w:szCs w:val="28"/>
-          <w:lang w:val="es-419"/>
-        </w:rPr>
-        <w:t xml:space="preserve">: </w:t>
-      </w:r>
-      <w:r>
-        <w:rPr>
-          <w:rFonts w:ascii="Calibri" w:hAnsi="Calibri" w:cs="Calibri"/>
-          <w:szCs w:val="28"/>
-          <w:lang w:val="es-419"/>
-        </w:rPr>
-        <w:t>percepción del consumidor sobre una marca en el mercado.</w:t>
-      </w:r>
-    </w:p>
-    <w:p>
-      <w:pPr>
-        <w:rPr>
-          <w:rFonts w:ascii="Calibri" w:hAnsi="Calibri" w:cs="Calibri"/>
-          <w:szCs w:val="28"/>
-          <w:lang w:val="es-419"/>
-        </w:rPr>
-      </w:pPr>
+        <w:t>Posicionamiento de m</w:t>
+      </w:r>
       <w:r>
         <w:rPr>
           <w:rFonts w:ascii="Calibri" w:hAnsi="Calibri" w:cs="Calibri"/>
@@ -6877,7 +6951,7 @@
           <w:szCs w:val="28"/>
           <w:lang w:val="es-419"/>
         </w:rPr>
-        <w:t>Producto de consumo</w:t>
+        <w:t>arca</w:t>
       </w:r>
       <w:r>
         <w:rPr>
@@ -6893,7 +6967,7 @@
           <w:szCs w:val="28"/>
           <w:lang w:val="es-419"/>
         </w:rPr>
-        <w:t>producto destinado al uso personal del consumidor.</w:t>
+        <w:t>percepción del consumidor sobre una marca en el mercado.</w:t>
       </w:r>
     </w:p>
     <w:p>
@@ -6912,7 +6986,7 @@
           <w:szCs w:val="28"/>
           <w:lang w:val="es-419"/>
         </w:rPr>
-        <w:t>Producto industrial</w:t>
+        <w:t>Producto de consumo</w:t>
       </w:r>
       <w:r>
         <w:rPr>
@@ -6928,7 +7002,7 @@
           <w:szCs w:val="28"/>
           <w:lang w:val="es-419"/>
         </w:rPr>
-        <w:t>producto utilizado en la producción de otros bienes.</w:t>
+        <w:t>producto destinado al uso personal del consumidor.</w:t>
       </w:r>
     </w:p>
     <w:p>
@@ -6947,7 +7021,7 @@
           <w:szCs w:val="28"/>
           <w:lang w:val="es-419"/>
         </w:rPr>
-        <w:t>Promoción</w:t>
+        <w:t>Producto industrial</w:t>
       </w:r>
       <w:r>
         <w:rPr>
@@ -6963,21 +7037,7 @@
           <w:szCs w:val="28"/>
           <w:lang w:val="es-419"/>
         </w:rPr>
-        <w:t xml:space="preserve">estrategias de </w:t>
-      </w:r>
-      <w:r>
-        <w:rPr>
-          <w:rStyle w:val="Extranjerismo"/>
-        </w:rPr>
-        <w:t>marketing</w:t>
-      </w:r>
-      <w:r>
-        <w:rPr>
-          <w:rFonts w:ascii="Calibri" w:hAnsi="Calibri" w:cs="Calibri"/>
-          <w:szCs w:val="28"/>
-          <w:lang w:val="es-419"/>
-        </w:rPr>
-        <w:t xml:space="preserve"> para atraer a los clientes.</w:t>
+        <w:t>producto utilizado en la producción de otros bienes.</w:t>
       </w:r>
     </w:p>
     <w:p>
@@ -6996,7 +7056,7 @@
           <w:szCs w:val="28"/>
           <w:lang w:val="es-419"/>
         </w:rPr>
-        <w:t>Psicografía</w:t>
+        <w:t>Promoción</w:t>
       </w:r>
       <w:r>
         <w:rPr>
@@ -7012,7 +7072,21 @@
           <w:szCs w:val="28"/>
           <w:lang w:val="es-419"/>
         </w:rPr>
-        <w:t>estudio de los intereses y valores de los consumidores.</w:t>
+        <w:t xml:space="preserve">estrategias de </w:t>
+      </w:r>
+      <w:r>
+        <w:rPr>
+          <w:rStyle w:val="Extranjerismo"/>
+        </w:rPr>
+        <w:t>marketing</w:t>
+      </w:r>
+      <w:r>
+        <w:rPr>
+          <w:rFonts w:ascii="Calibri" w:hAnsi="Calibri" w:cs="Calibri"/>
+          <w:szCs w:val="28"/>
+          <w:lang w:val="es-419"/>
+        </w:rPr>
+        <w:t xml:space="preserve"> para atraer a los clientes.</w:t>
       </w:r>
     </w:p>
     <w:p>
@@ -7031,7 +7105,7 @@
           <w:szCs w:val="28"/>
           <w:lang w:val="es-419"/>
         </w:rPr>
-        <w:t>Publicidad</w:t>
+        <w:t>Psicografía</w:t>
       </w:r>
       <w:r>
         <w:rPr>
@@ -7047,7 +7121,7 @@
           <w:szCs w:val="28"/>
           <w:lang w:val="es-419"/>
         </w:rPr>
-        <w:t>comunicación pagada para promover productos.</w:t>
+        <w:t>estudio de los intereses y valores de los consumidores.</w:t>
       </w:r>
     </w:p>
     <w:p>
@@ -7066,6 +7140,41 @@
           <w:szCs w:val="28"/>
           <w:lang w:val="es-419"/>
         </w:rPr>
+        <w:t>Publicidad</w:t>
+      </w:r>
+      <w:r>
+        <w:rPr>
+          <w:rFonts w:ascii="Calibri" w:hAnsi="Calibri" w:cs="Calibri"/>
+          <w:szCs w:val="28"/>
+          <w:lang w:val="es-419"/>
+        </w:rPr>
+        <w:t xml:space="preserve">: </w:t>
+      </w:r>
+      <w:r>
+        <w:rPr>
+          <w:rFonts w:ascii="Calibri" w:hAnsi="Calibri" w:cs="Calibri"/>
+          <w:szCs w:val="28"/>
+          <w:lang w:val="es-419"/>
+        </w:rPr>
+        <w:t>comunicación pagada para promover productos.</w:t>
+      </w:r>
+    </w:p>
+    <w:p>
+      <w:pPr>
+        <w:rPr>
+          <w:rFonts w:ascii="Calibri" w:hAnsi="Calibri" w:cs="Calibri"/>
+          <w:szCs w:val="28"/>
+          <w:lang w:val="es-419"/>
+        </w:rPr>
+      </w:pPr>
+      <w:r>
+        <w:rPr>
+          <w:rFonts w:ascii="Calibri" w:hAnsi="Calibri" w:cs="Calibri"/>
+          <w:b/>
+          <w:bCs/>
+          <w:szCs w:val="28"/>
+          <w:lang w:val="es-419"/>
+        </w:rPr>
         <w:t>Segmentación</w:t>
       </w:r>
       <w:r>
@@ -7152,7 +7261,7 @@
       <w:pPr>
         <w:pStyle w:val="Titulosgenerales"/>
       </w:pPr>
-      <w:bookmarkStart w:id="14" w:name="_Toc203122047"/>
+      <w:bookmarkStart w:id="14" w:name="_Toc205657426"/>
       <w:r>
         <w:lastRenderedPageBreak/>
         <w:t>Material complementario</w:t>
@@ -7307,7 +7416,22 @@
                 <w:sz w:val="28"/>
                 <w:szCs w:val="28"/>
               </w:rPr>
-              <w:t>Ecosistema de Recursos Educativos Digitales SENA. (2024, 15 de noviembre). Portafolio de productos y servicios [Video]. YouTube.</w:t>
+              <w:t xml:space="preserve">Ecosistema de Recursos Educativos Digitales SENA. (2024, 15 de noviembre). </w:t>
+            </w:r>
+            <w:r>
+              <w:rPr>
+                <w:rStyle w:val="Extranjerismo"/>
+                <w:sz w:val="28"/>
+                <w:szCs w:val="28"/>
+              </w:rPr>
+              <w:t>Portafolio de productos y servicios</w:t>
+            </w:r>
+            <w:r>
+              <w:rPr>
+                <w:sz w:val="28"/>
+                <w:szCs w:val="28"/>
+              </w:rPr>
+              <w:t xml:space="preserve"> [Video]. YouTube.</w:t>
             </w:r>
           </w:p>
         </w:tc>
@@ -7344,7 +7468,7 @@
                 <w:szCs w:val="28"/>
               </w:rPr>
             </w:pPr>
-            <w:hyperlink r:id="rId19" w:history="1">
+            <w:hyperlink r:id="rId20" w:history="1">
               <w:r>
                 <w:rPr>
                   <w:rStyle w:val="Hipervnculo"/>
@@ -7405,7 +7529,22 @@
                 <w:sz w:val="28"/>
                 <w:szCs w:val="28"/>
               </w:rPr>
-              <w:t>Ecosistema de Recursos Educativos Digitales SENA. (s.f.). Portafolio y características del producto [Video]. YouTube.</w:t>
+              <w:t xml:space="preserve">Ecosistema de Recursos Educativos Digitales SENA. (s.f.). </w:t>
+            </w:r>
+            <w:r>
+              <w:rPr>
+                <w:rStyle w:val="Extranjerismo"/>
+                <w:sz w:val="28"/>
+                <w:szCs w:val="28"/>
+              </w:rPr>
+              <w:t xml:space="preserve">Portafolio y características del producto </w:t>
+            </w:r>
+            <w:r>
+              <w:rPr>
+                <w:sz w:val="28"/>
+                <w:szCs w:val="28"/>
+              </w:rPr>
+              <w:t>[Video]. YouTube.</w:t>
             </w:r>
           </w:p>
         </w:tc>
@@ -7444,7 +7583,7 @@
                 <w:szCs w:val="28"/>
               </w:rPr>
             </w:pPr>
-            <w:hyperlink r:id="rId20" w:tgtFrame="_new" w:history="1">
+            <w:hyperlink r:id="rId21" w:tgtFrame="_new" w:history="1">
               <w:r>
                 <w:rPr>
                   <w:rStyle w:val="Hipervnculo"/>
@@ -7493,7 +7632,7 @@
       <w:pPr>
         <w:pStyle w:val="Titulosgenerales"/>
       </w:pPr>
-      <w:bookmarkStart w:id="15" w:name="_Toc203122048"/>
+      <w:bookmarkStart w:id="15" w:name="_Toc205657427"/>
       <w:r>
         <w:lastRenderedPageBreak/>
         <w:t>Referencias bibliográficas</w:t>
@@ -7514,9 +7653,21 @@
         <w:rPr>
           <w:lang w:val="es-419" w:eastAsia="es-CO"/>
         </w:rPr>
-        <w:t xml:space="preserve">Chiavenato, I. (2006). Introducción a la teoría general de la administración (7. ª ed.). McGraw-Hill. </w:t>
-      </w:r>
-      <w:hyperlink r:id="rId21" w:history="1">
+        <w:t xml:space="preserve">Chiavenato, I. (2006). </w:t>
+      </w:r>
+      <w:r>
+        <w:rPr>
+          <w:rStyle w:val="Extranjerismo"/>
+        </w:rPr>
+        <w:t>Introducción a la teoría general de la administración</w:t>
+      </w:r>
+      <w:r>
+        <w:rPr>
+          <w:lang w:val="es-419" w:eastAsia="es-CO"/>
+        </w:rPr>
+        <w:t xml:space="preserve"> (7. ª ed.). McGraw-Hill. </w:t>
+      </w:r>
+      <w:hyperlink r:id="rId22" w:history="1">
         <w:r>
           <w:rPr>
             <w:rStyle w:val="Hipervnculo"/>
@@ -7537,9 +7688,21 @@
         <w:rPr>
           <w:lang w:val="es-419" w:eastAsia="es-CO"/>
         </w:rPr>
-        <w:t xml:space="preserve">Churchill, G. A., &amp; Iacobucci, D. (2010). Investigación de mercados: Fundamentos metodológicos (10.ª ed.). Cengage Learning. Versión en español (PDF): </w:t>
-      </w:r>
-      <w:hyperlink r:id="rId22" w:history="1">
+        <w:t xml:space="preserve">Churchill, G. A., &amp; Iacobucci, D. (2010). </w:t>
+      </w:r>
+      <w:r>
+        <w:rPr>
+          <w:rStyle w:val="Extranjerismo"/>
+        </w:rPr>
+        <w:t>Investigación de mercados: Fundamentos metodológicos</w:t>
+      </w:r>
+      <w:r>
+        <w:rPr>
+          <w:lang w:val="es-419" w:eastAsia="es-CO"/>
+        </w:rPr>
+        <w:t xml:space="preserve"> (10.ª ed.). Cengage Learning. Versión en español (PDF): </w:t>
+      </w:r>
+      <w:hyperlink r:id="rId23" w:history="1">
         <w:r>
           <w:rPr>
             <w:rStyle w:val="Hipervnculo"/>
@@ -7560,13 +7723,13 @@
         <w:rPr>
           <w:lang w:val="es-419" w:eastAsia="es-CO"/>
         </w:rPr>
-        <w:t xml:space="preserve">Kotler, P., &amp; Armstrong, G. (2017). Principios de </w:t>
+        <w:t xml:space="preserve">Kotler, P., &amp; Armstrong, G. (2017). </w:t>
       </w:r>
       <w:r>
         <w:rPr>
           <w:rStyle w:val="Extranjerismo"/>
         </w:rPr>
-        <w:t>marketing</w:t>
+        <w:t>Principios de marketing</w:t>
       </w:r>
       <w:r>
         <w:rPr>
@@ -7574,7 +7737,7 @@
         </w:rPr>
         <w:t xml:space="preserve"> (17.ª ed.). Pearson Education. </w:t>
       </w:r>
-      <w:hyperlink r:id="rId23" w:history="1">
+      <w:hyperlink r:id="rId24" w:history="1">
         <w:r>
           <w:rPr>
             <w:rStyle w:val="Hipervnculo"/>
@@ -7595,9 +7758,21 @@
         <w:rPr>
           <w:lang w:val="es-419" w:eastAsia="es-CO"/>
         </w:rPr>
-        <w:t xml:space="preserve">Kotler, P., &amp; Keller, K. L. (2016). Dirección de marketing (15.ª ed.). Pearson Educación. Versión en español (PDF): </w:t>
-      </w:r>
-      <w:hyperlink r:id="rId24" w:history="1">
+        <w:t xml:space="preserve">Kotler, P., &amp; Keller, K. L. (2016). </w:t>
+      </w:r>
+      <w:r>
+        <w:rPr>
+          <w:rStyle w:val="Extranjerismo"/>
+        </w:rPr>
+        <w:t>Dirección de marketing</w:t>
+      </w:r>
+      <w:r>
+        <w:rPr>
+          <w:lang w:val="es-419" w:eastAsia="es-CO"/>
+        </w:rPr>
+        <w:t xml:space="preserve"> (15.ª ed.). Pearson Educación. Versión en español (PDF): </w:t>
+      </w:r>
+      <w:hyperlink r:id="rId25" w:history="1">
         <w:r>
           <w:rPr>
             <w:rStyle w:val="Hipervnculo"/>
@@ -7621,15 +7796,15 @@
         <w:rPr>
           <w:rStyle w:val="Extranjerismo"/>
         </w:rPr>
-        <w:t>Marketing</w:t>
-      </w:r>
-      <w:r>
-        <w:rPr>
-          <w:lang w:val="es-419" w:eastAsia="es-CO"/>
-        </w:rPr>
-        <w:t xml:space="preserve"> de servicios: Integración del enfoque en el cliente en toda la empresa (7.ª ed.). McGraw-Hill Education. Versión en español (PDF): </w:t>
-      </w:r>
-      <w:hyperlink r:id="rId25" w:tgtFrame="_blank" w:history="1">
+        <w:t>Marketing de servicios: Integración del enfoque en el cliente en toda la empresa</w:t>
+      </w:r>
+      <w:r>
+        <w:rPr>
+          <w:lang w:val="es-419" w:eastAsia="es-CO"/>
+        </w:rPr>
+        <w:t xml:space="preserve"> (7.ª ed.). McGraw-Hill Education. Versión en español (PDF): </w:t>
+      </w:r>
+      <w:hyperlink r:id="rId26" w:tgtFrame="_blank" w:history="1">
         <w:r>
           <w:rPr>
             <w:rStyle w:val="Hipervnculo"/>
@@ -7643,7 +7818,7 @@
       <w:pPr>
         <w:pStyle w:val="Titulosgenerales"/>
       </w:pPr>
-      <w:bookmarkStart w:id="16" w:name="_Toc203122049"/>
+      <w:bookmarkStart w:id="16" w:name="_Toc205657428"/>
       <w:r>
         <w:lastRenderedPageBreak/>
         <w:t>Créditos</w:t>
@@ -8775,8 +8950,8 @@
       </w:pPr>
     </w:p>
     <w:sectPr>
-      <w:headerReference w:type="default" r:id="rId26"/>
-      <w:footerReference w:type="default" r:id="rId27"/>
+      <w:headerReference w:type="default" r:id="rId27"/>
+      <w:footerReference w:type="default" r:id="rId28"/>
       <w:pgSz w:w="12240" w:h="15840"/>
       <w:pgMar w:top="1701" w:right="1134" w:bottom="1134" w:left="1418" w:header="709" w:footer="737" w:gutter="0"/>
       <w:pgNumType w:start="1"/>
@@ -15840,17 +16015,6 @@
 </file>
 
 <file path=customXml/item1.xml><?xml version="1.0" encoding="utf-8"?>
-<p:properties xmlns:p="http://schemas.microsoft.com/office/2006/metadata/properties" xmlns:xsi="http://www.w3.org/2001/XMLSchema-instance" xmlns:pc="http://schemas.microsoft.com/office/infopath/2007/PartnerControls">
-  <documentManagement>
-    <TaxCatchAll xmlns="cb45339b-ced9-4d0d-8f64-77573914d53b" xsi:nil="true"/>
-    <lcf76f155ced4ddcb4097134ff3c332f xmlns="43a3ca16-9c26-4813-b83f-4aec9927b43f">
-      <Terms xmlns="http://schemas.microsoft.com/office/infopath/2007/PartnerControls"/>
-    </lcf76f155ced4ddcb4097134ff3c332f>
-  </documentManagement>
-</p:properties>
-</file>
-
-<file path=customXml/item2.xml><?xml version="1.0" encoding="utf-8"?>
 <ct:contentTypeSchema xmlns:ct="http://schemas.microsoft.com/office/2006/metadata/contentType" xmlns:ma="http://schemas.microsoft.com/office/2006/metadata/properties/metaAttributes" ct:_="" ma:_="" ma:contentTypeName="Documento" ma:contentTypeID="0x01010049282E1EDBE9234EA9E6D38F720E265F" ma:contentTypeVersion="15" ma:contentTypeDescription="Crear nuevo documento." ma:contentTypeScope="" ma:versionID="b31c7aa9eaf043a08b87120b3c4916e3">
   <xsd:schema xmlns:xsd="http://www.w3.org/2001/XMLSchema" xmlns:xs="http://www.w3.org/2001/XMLSchema" xmlns:p="http://schemas.microsoft.com/office/2006/metadata/properties" xmlns:ns2="cb45339b-ced9-4d0d-8f64-77573914d53b" xmlns:ns3="43a3ca16-9c26-4813-b83f-4aec9927b43f" targetNamespace="http://schemas.microsoft.com/office/2006/metadata/properties" ma:root="true" ma:fieldsID="3533d065b04d75c457075bc55f1f5315" ns2:_="" ns3:_="">
     <xsd:import namespace="cb45339b-ced9-4d0d-8f64-77573914d53b"/>
@@ -16085,11 +16249,18 @@
 </ct:contentTypeSchema>
 </file>
 
-<file path=customXml/item3.xml><?xml version="1.0" encoding="utf-8"?>
-<b:Sources xmlns:b="http://schemas.openxmlformats.org/officeDocument/2006/bibliography" xmlns="http://schemas.openxmlformats.org/officeDocument/2006/bibliography" SelectedStyle="\APASixthEditionOfficeOnline.xsl" StyleName="APA" Version="6"/>
+<file path=customXml/item2.xml><?xml version="1.0" encoding="utf-8"?>
+<p:properties xmlns:p="http://schemas.microsoft.com/office/2006/metadata/properties" xmlns:xsi="http://www.w3.org/2001/XMLSchema-instance" xmlns:pc="http://schemas.microsoft.com/office/infopath/2007/PartnerControls">
+  <documentManagement>
+    <TaxCatchAll xmlns="cb45339b-ced9-4d0d-8f64-77573914d53b" xsi:nil="true"/>
+    <lcf76f155ced4ddcb4097134ff3c332f xmlns="43a3ca16-9c26-4813-b83f-4aec9927b43f">
+      <Terms xmlns="http://schemas.microsoft.com/office/infopath/2007/PartnerControls"/>
+    </lcf76f155ced4ddcb4097134ff3c332f>
+  </documentManagement>
+</p:properties>
 </file>
 
-<file path=customXml/item4.xml><?xml version="1.0" encoding="utf-8"?>
+<file path=customXml/item3.xml><?xml version="1.0" encoding="utf-8"?>
 <?mso-contentType ?>
 <FormTemplates xmlns="http://schemas.microsoft.com/sharepoint/v3/contenttype/forms">
   <Display>DocumentLibraryForm</Display>
@@ -16098,18 +16269,11 @@
 </FormTemplates>
 </file>
 
-<file path=customXml/itemProps1.xml><?xml version="1.0" encoding="utf-8"?>
-<ds:datastoreItem xmlns:ds="http://schemas.openxmlformats.org/officeDocument/2006/customXml" ds:itemID="{6929C9FE-9F22-4B98-96EF-1B541B3BD0B2}">
-  <ds:schemaRefs>
-    <ds:schemaRef ds:uri="http://schemas.microsoft.com/office/2006/metadata/properties"/>
-    <ds:schemaRef ds:uri="http://schemas.microsoft.com/office/infopath/2007/PartnerControls"/>
-    <ds:schemaRef ds:uri="cb45339b-ced9-4d0d-8f64-77573914d53b"/>
-    <ds:schemaRef ds:uri="43a3ca16-9c26-4813-b83f-4aec9927b43f"/>
-  </ds:schemaRefs>
-</ds:datastoreItem>
+<file path=customXml/item4.xml><?xml version="1.0" encoding="utf-8"?>
+<b:Sources xmlns:b="http://schemas.openxmlformats.org/officeDocument/2006/bibliography" xmlns="http://schemas.openxmlformats.org/officeDocument/2006/bibliography" SelectedStyle="\APASixthEditionOfficeOnline.xsl" StyleName="APA" Version="6"/>
 </file>
 
-<file path=customXml/itemProps2.xml><?xml version="1.0" encoding="utf-8"?>
+<file path=customXml/itemProps1.xml><?xml version="1.0" encoding="utf-8"?>
 <ds:datastoreItem xmlns:ds="http://schemas.openxmlformats.org/officeDocument/2006/customXml" ds:itemID="{DF43E046-DB0C-42D1-8C73-AE38B52F1ED7}">
   <ds:schemaRefs>
     <ds:schemaRef ds:uri="http://schemas.microsoft.com/office/2006/metadata/contentType"/>
@@ -16128,18 +16292,29 @@
 </ds:datastoreItem>
 </file>
 
+<file path=customXml/itemProps2.xml><?xml version="1.0" encoding="utf-8"?>
+<ds:datastoreItem xmlns:ds="http://schemas.openxmlformats.org/officeDocument/2006/customXml" ds:itemID="{6929C9FE-9F22-4B98-96EF-1B541B3BD0B2}">
+  <ds:schemaRefs>
+    <ds:schemaRef ds:uri="http://schemas.microsoft.com/office/2006/metadata/properties"/>
+    <ds:schemaRef ds:uri="http://schemas.microsoft.com/office/infopath/2007/PartnerControls"/>
+    <ds:schemaRef ds:uri="cb45339b-ced9-4d0d-8f64-77573914d53b"/>
+    <ds:schemaRef ds:uri="43a3ca16-9c26-4813-b83f-4aec9927b43f"/>
+  </ds:schemaRefs>
+</ds:datastoreItem>
+</file>
+
 <file path=customXml/itemProps3.xml><?xml version="1.0" encoding="utf-8"?>
+<ds:datastoreItem xmlns:ds="http://schemas.openxmlformats.org/officeDocument/2006/customXml" ds:itemID="{81CBDEC1-3B00-44ED-AD36-0268077980BA}">
+  <ds:schemaRefs>
+    <ds:schemaRef ds:uri="http://schemas.microsoft.com/sharepoint/v3/contenttype/forms"/>
+  </ds:schemaRefs>
+</ds:datastoreItem>
+</file>
+
+<file path=customXml/itemProps4.xml><?xml version="1.0" encoding="utf-8"?>
 <ds:datastoreItem xmlns:ds="http://schemas.openxmlformats.org/officeDocument/2006/customXml" ds:itemID="{25B7DA78-37D5-45CC-AEA2-65DE56901DC4}">
   <ds:schemaRefs>
     <ds:schemaRef ds:uri="http://schemas.openxmlformats.org/officeDocument/2006/bibliography"/>
   </ds:schemaRefs>
 </ds:datastoreItem>
-</file>
-
-<file path=customXml/itemProps4.xml><?xml version="1.0" encoding="utf-8"?>
-<ds:datastoreItem xmlns:ds="http://schemas.openxmlformats.org/officeDocument/2006/customXml" ds:itemID="{81CBDEC1-3B00-44ED-AD36-0268077980BA}">
-  <ds:schemaRefs>
-    <ds:schemaRef ds:uri="http://schemas.microsoft.com/sharepoint/v3/contenttype/forms"/>
-  </ds:schemaRefs>
-</ds:datastoreItem>
 </file>